--- a/week1/week1-TDD using JUnit5 and Mockito.docx
+++ b/week1/week1-TDD using JUnit5 and Mockito.docx
@@ -54,7 +54,7 @@
                     </pic:cNvPicPr>
                   </pic:nvPicPr>
                   <pic:blipFill>
-                    <a:blip r:embed="rId4"/>
+                    <a:blip r:embed="rId5"/>
                     <a:srcRect/>
                     <a:stretch>
                       <a:fillRect/>
@@ -125,7 +125,7 @@
                     </pic:cNvPicPr>
                   </pic:nvPicPr>
                   <pic:blipFill>
-                    <a:blip r:embed="rId5" cstate="print"/>
+                    <a:blip r:embed="rId6" cstate="print"/>
                     <a:srcRect b="5785"/>
                     <a:stretch>
                       <a:fillRect/>
@@ -1718,7 +1718,7 @@
                     </pic:cNvPicPr>
                   </pic:nvPicPr>
                   <pic:blipFill>
-                    <a:blip r:embed="rId6"/>
+                    <a:blip r:embed="rId7"/>
                     <a:srcRect b="7606"/>
                     <a:stretch>
                       <a:fillRect/>
@@ -1747,6 +1747,3110 @@
         </w:drawing>
       </w:r>
     </w:p>
+    <w:p>
+      <w:pPr>
+        <w:pStyle w:val="NoSpacing"/>
+        <w:rPr>
+          <w:b/>
+          <w:bCs/>
+        </w:rPr>
+      </w:pPr>
+    </w:p>
+    <w:p>
+      <w:pPr>
+        <w:pStyle w:val="Heading1"/>
+      </w:pPr>
+      <w:proofErr w:type="spellStart"/>
+      <w:r>
+        <w:t>Mockito</w:t>
+      </w:r>
+      <w:proofErr w:type="spellEnd"/>
+      <w:r>
+        <w:t xml:space="preserve"> Hands-On Exercises</w:t>
+      </w:r>
+    </w:p>
+    <w:p>
+      <w:pPr>
+        <w:pStyle w:val="Heading2"/>
+      </w:pPr>
+      <w:r>
+        <w:t>Exercise 1: Mocking and Stubbing</w:t>
+      </w:r>
+    </w:p>
+    <w:p>
+      <w:pPr>
+        <w:pStyle w:val="NoSpacing"/>
+      </w:pPr>
+      <w:r>
+        <w:t>Scenario:</w:t>
+      </w:r>
+    </w:p>
+    <w:p>
+      <w:pPr>
+        <w:pStyle w:val="NoSpacing"/>
+      </w:pPr>
+      <w:r>
+        <w:t xml:space="preserve">You need to test a service that depends on an external API. Use </w:t>
+      </w:r>
+      <w:proofErr w:type="spellStart"/>
+      <w:r>
+        <w:t>Mockito</w:t>
+      </w:r>
+      <w:proofErr w:type="spellEnd"/>
+      <w:r>
+        <w:t xml:space="preserve"> to mock the</w:t>
+      </w:r>
+    </w:p>
+    <w:p>
+      <w:pPr>
+        <w:pStyle w:val="NoSpacing"/>
+      </w:pPr>
+      <w:proofErr w:type="gramStart"/>
+      <w:r>
+        <w:t>external</w:t>
+      </w:r>
+      <w:proofErr w:type="gramEnd"/>
+      <w:r>
+        <w:t xml:space="preserve"> API and stub its methods.</w:t>
+      </w:r>
+    </w:p>
+    <w:p>
+      <w:pPr>
+        <w:pStyle w:val="NoSpacing"/>
+      </w:pPr>
+      <w:r>
+        <w:t>Steps:</w:t>
+      </w:r>
+    </w:p>
+    <w:p>
+      <w:pPr>
+        <w:pStyle w:val="NoSpacing"/>
+      </w:pPr>
+      <w:r>
+        <w:t>1. Create a mock object for the external API.</w:t>
+      </w:r>
+    </w:p>
+    <w:p>
+      <w:pPr>
+        <w:pStyle w:val="NoSpacing"/>
+      </w:pPr>
+      <w:r>
+        <w:t>2. Stub the methods to return predefined values.</w:t>
+      </w:r>
+    </w:p>
+    <w:p>
+      <w:pPr>
+        <w:pStyle w:val="NoSpacing"/>
+      </w:pPr>
+      <w:r>
+        <w:t>3. Write a test case that uses the mock object.</w:t>
+      </w:r>
+    </w:p>
+    <w:p>
+      <w:pPr>
+        <w:pStyle w:val="NoSpacing"/>
+        <w:rPr>
+          <w:b/>
+          <w:bCs/>
+        </w:rPr>
+      </w:pPr>
+      <w:r>
+        <w:rPr>
+          <w:b/>
+          <w:bCs/>
+        </w:rPr>
+        <w:t>Solution Code:</w:t>
+      </w:r>
+    </w:p>
+    <w:p>
+      <w:pPr>
+        <w:pStyle w:val="NoSpacing"/>
+        <w:rPr>
+          <w:b/>
+          <w:bCs/>
+        </w:rPr>
+      </w:pPr>
+      <w:proofErr w:type="gramStart"/>
+      <w:r>
+        <w:rPr>
+          <w:b/>
+          <w:bCs/>
+        </w:rPr>
+        <w:t>import</w:t>
+      </w:r>
+      <w:proofErr w:type="gramEnd"/>
+      <w:r>
+        <w:rPr>
+          <w:b/>
+          <w:bCs/>
+        </w:rPr>
+        <w:t xml:space="preserve"> static </w:t>
+      </w:r>
+      <w:proofErr w:type="spellStart"/>
+      <w:r>
+        <w:rPr>
+          <w:b/>
+          <w:bCs/>
+        </w:rPr>
+        <w:t>org.mockito.Mockito</w:t>
+      </w:r>
+      <w:proofErr w:type="spellEnd"/>
+      <w:r>
+        <w:rPr>
+          <w:b/>
+          <w:bCs/>
+        </w:rPr>
+        <w:t>.*;</w:t>
+      </w:r>
+    </w:p>
+    <w:p>
+      <w:pPr>
+        <w:pStyle w:val="NoSpacing"/>
+        <w:rPr>
+          <w:b/>
+          <w:bCs/>
+        </w:rPr>
+      </w:pPr>
+      <w:proofErr w:type="gramStart"/>
+      <w:r>
+        <w:rPr>
+          <w:b/>
+          <w:bCs/>
+        </w:rPr>
+        <w:t>import</w:t>
+      </w:r>
+      <w:proofErr w:type="gramEnd"/>
+      <w:r>
+        <w:rPr>
+          <w:b/>
+          <w:bCs/>
+        </w:rPr>
+        <w:t xml:space="preserve"> </w:t>
+      </w:r>
+      <w:proofErr w:type="spellStart"/>
+      <w:r>
+        <w:rPr>
+          <w:b/>
+          <w:bCs/>
+        </w:rPr>
+        <w:t>org.junit.jupiter.api.Test</w:t>
+      </w:r>
+      <w:proofErr w:type="spellEnd"/>
+      <w:r>
+        <w:rPr>
+          <w:b/>
+          <w:bCs/>
+        </w:rPr>
+        <w:t>;</w:t>
+      </w:r>
+    </w:p>
+    <w:p>
+      <w:pPr>
+        <w:pStyle w:val="NoSpacing"/>
+        <w:rPr>
+          <w:b/>
+          <w:bCs/>
+        </w:rPr>
+      </w:pPr>
+      <w:proofErr w:type="gramStart"/>
+      <w:r>
+        <w:rPr>
+          <w:b/>
+          <w:bCs/>
+        </w:rPr>
+        <w:t>import</w:t>
+      </w:r>
+      <w:proofErr w:type="gramEnd"/>
+      <w:r>
+        <w:rPr>
+          <w:b/>
+          <w:bCs/>
+        </w:rPr>
+        <w:t xml:space="preserve"> </w:t>
+      </w:r>
+      <w:proofErr w:type="spellStart"/>
+      <w:r>
+        <w:rPr>
+          <w:b/>
+          <w:bCs/>
+        </w:rPr>
+        <w:t>org.mockito.Mockito</w:t>
+      </w:r>
+      <w:proofErr w:type="spellEnd"/>
+      <w:r>
+        <w:rPr>
+          <w:b/>
+          <w:bCs/>
+        </w:rPr>
+        <w:t>;</w:t>
+      </w:r>
+    </w:p>
+    <w:p>
+      <w:pPr>
+        <w:pStyle w:val="NoSpacing"/>
+        <w:rPr>
+          <w:b/>
+          <w:bCs/>
+        </w:rPr>
+      </w:pPr>
+      <w:proofErr w:type="gramStart"/>
+      <w:r>
+        <w:rPr>
+          <w:b/>
+          <w:bCs/>
+        </w:rPr>
+        <w:t>public</w:t>
+      </w:r>
+      <w:proofErr w:type="gramEnd"/>
+      <w:r>
+        <w:rPr>
+          <w:b/>
+          <w:bCs/>
+        </w:rPr>
+        <w:t xml:space="preserve"> class </w:t>
+      </w:r>
+      <w:proofErr w:type="spellStart"/>
+      <w:r>
+        <w:rPr>
+          <w:b/>
+          <w:bCs/>
+        </w:rPr>
+        <w:t>MyServiceTest</w:t>
+      </w:r>
+      <w:proofErr w:type="spellEnd"/>
+      <w:r>
+        <w:rPr>
+          <w:b/>
+          <w:bCs/>
+        </w:rPr>
+        <w:t xml:space="preserve"> {</w:t>
+      </w:r>
+    </w:p>
+    <w:p>
+      <w:pPr>
+        <w:pStyle w:val="NoSpacing"/>
+        <w:rPr>
+          <w:b/>
+          <w:bCs/>
+        </w:rPr>
+      </w:pPr>
+      <w:r>
+        <w:rPr>
+          <w:b/>
+          <w:bCs/>
+        </w:rPr>
+        <w:t>@Test</w:t>
+      </w:r>
+    </w:p>
+    <w:p>
+      <w:pPr>
+        <w:pStyle w:val="NoSpacing"/>
+        <w:rPr>
+          <w:b/>
+          <w:bCs/>
+        </w:rPr>
+      </w:pPr>
+      <w:proofErr w:type="gramStart"/>
+      <w:r>
+        <w:rPr>
+          <w:b/>
+          <w:bCs/>
+        </w:rPr>
+        <w:t>public</w:t>
+      </w:r>
+      <w:proofErr w:type="gramEnd"/>
+      <w:r>
+        <w:rPr>
+          <w:b/>
+          <w:bCs/>
+        </w:rPr>
+        <w:t xml:space="preserve"> void </w:t>
+      </w:r>
+      <w:proofErr w:type="spellStart"/>
+      <w:r>
+        <w:rPr>
+          <w:b/>
+          <w:bCs/>
+        </w:rPr>
+        <w:t>testExternalApi</w:t>
+      </w:r>
+      <w:proofErr w:type="spellEnd"/>
+      <w:r>
+        <w:rPr>
+          <w:b/>
+          <w:bCs/>
+        </w:rPr>
+        <w:t>() {</w:t>
+      </w:r>
+    </w:p>
+    <w:p>
+      <w:pPr>
+        <w:pStyle w:val="NoSpacing"/>
+        <w:rPr>
+          <w:b/>
+          <w:bCs/>
+        </w:rPr>
+      </w:pPr>
+      <w:proofErr w:type="spellStart"/>
+      <w:r>
+        <w:rPr>
+          <w:b/>
+          <w:bCs/>
+        </w:rPr>
+        <w:t>ExternalApi</w:t>
+      </w:r>
+      <w:proofErr w:type="spellEnd"/>
+      <w:r>
+        <w:rPr>
+          <w:b/>
+          <w:bCs/>
+        </w:rPr>
+        <w:t xml:space="preserve"> </w:t>
+      </w:r>
+      <w:proofErr w:type="spellStart"/>
+      <w:r>
+        <w:rPr>
+          <w:b/>
+          <w:bCs/>
+        </w:rPr>
+        <w:t>mockApi</w:t>
+      </w:r>
+      <w:proofErr w:type="spellEnd"/>
+      <w:r>
+        <w:rPr>
+          <w:b/>
+          <w:bCs/>
+        </w:rPr>
+        <w:t xml:space="preserve"> = </w:t>
+      </w:r>
+      <w:proofErr w:type="spellStart"/>
+      <w:proofErr w:type="gramStart"/>
+      <w:r>
+        <w:rPr>
+          <w:b/>
+          <w:bCs/>
+        </w:rPr>
+        <w:t>Mockito.mock</w:t>
+      </w:r>
+      <w:proofErr w:type="spellEnd"/>
+      <w:r>
+        <w:rPr>
+          <w:b/>
+          <w:bCs/>
+        </w:rPr>
+        <w:t>(</w:t>
+      </w:r>
+      <w:proofErr w:type="spellStart"/>
+      <w:proofErr w:type="gramEnd"/>
+      <w:r>
+        <w:rPr>
+          <w:b/>
+          <w:bCs/>
+        </w:rPr>
+        <w:t>ExternalApi.class</w:t>
+      </w:r>
+      <w:proofErr w:type="spellEnd"/>
+      <w:r>
+        <w:rPr>
+          <w:b/>
+          <w:bCs/>
+        </w:rPr>
+        <w:t>);</w:t>
+      </w:r>
+    </w:p>
+    <w:p>
+      <w:pPr>
+        <w:pStyle w:val="NoSpacing"/>
+        <w:rPr>
+          <w:b/>
+          <w:bCs/>
+        </w:rPr>
+      </w:pPr>
+      <w:proofErr w:type="gramStart"/>
+      <w:r>
+        <w:rPr>
+          <w:b/>
+          <w:bCs/>
+        </w:rPr>
+        <w:t>when(</w:t>
+      </w:r>
+      <w:proofErr w:type="spellStart"/>
+      <w:proofErr w:type="gramEnd"/>
+      <w:r>
+        <w:rPr>
+          <w:b/>
+          <w:bCs/>
+        </w:rPr>
+        <w:t>mockApi.getData</w:t>
+      </w:r>
+      <w:proofErr w:type="spellEnd"/>
+      <w:r>
+        <w:rPr>
+          <w:b/>
+          <w:bCs/>
+        </w:rPr>
+        <w:t>()).</w:t>
+      </w:r>
+      <w:proofErr w:type="spellStart"/>
+      <w:r>
+        <w:rPr>
+          <w:b/>
+          <w:bCs/>
+        </w:rPr>
+        <w:t>thenReturn</w:t>
+      </w:r>
+      <w:proofErr w:type="spellEnd"/>
+      <w:r>
+        <w:rPr>
+          <w:b/>
+          <w:bCs/>
+        </w:rPr>
+        <w:t>("Mock Data");</w:t>
+      </w:r>
+    </w:p>
+    <w:p>
+      <w:pPr>
+        <w:pStyle w:val="NoSpacing"/>
+        <w:rPr>
+          <w:b/>
+          <w:bCs/>
+        </w:rPr>
+      </w:pPr>
+      <w:proofErr w:type="spellStart"/>
+      <w:r>
+        <w:rPr>
+          <w:b/>
+          <w:bCs/>
+        </w:rPr>
+        <w:t>MyService</w:t>
+      </w:r>
+      <w:proofErr w:type="spellEnd"/>
+      <w:r>
+        <w:rPr>
+          <w:b/>
+          <w:bCs/>
+        </w:rPr>
+        <w:t xml:space="preserve"> service = new </w:t>
+      </w:r>
+      <w:proofErr w:type="spellStart"/>
+      <w:proofErr w:type="gramStart"/>
+      <w:r>
+        <w:rPr>
+          <w:b/>
+          <w:bCs/>
+        </w:rPr>
+        <w:t>MyService</w:t>
+      </w:r>
+      <w:proofErr w:type="spellEnd"/>
+      <w:r>
+        <w:rPr>
+          <w:b/>
+          <w:bCs/>
+        </w:rPr>
+        <w:t>(</w:t>
+      </w:r>
+      <w:proofErr w:type="spellStart"/>
+      <w:proofErr w:type="gramEnd"/>
+      <w:r>
+        <w:rPr>
+          <w:b/>
+          <w:bCs/>
+        </w:rPr>
+        <w:t>mockApi</w:t>
+      </w:r>
+      <w:proofErr w:type="spellEnd"/>
+      <w:r>
+        <w:rPr>
+          <w:b/>
+          <w:bCs/>
+        </w:rPr>
+        <w:t>);</w:t>
+      </w:r>
+    </w:p>
+    <w:p>
+      <w:pPr>
+        <w:pStyle w:val="NoSpacing"/>
+        <w:rPr>
+          <w:b/>
+          <w:bCs/>
+        </w:rPr>
+      </w:pPr>
+      <w:r>
+        <w:rPr>
+          <w:b/>
+          <w:bCs/>
+        </w:rPr>
+        <w:t xml:space="preserve">String result = </w:t>
+      </w:r>
+      <w:proofErr w:type="spellStart"/>
+      <w:proofErr w:type="gramStart"/>
+      <w:r>
+        <w:rPr>
+          <w:b/>
+          <w:bCs/>
+        </w:rPr>
+        <w:t>service.fetchData</w:t>
+      </w:r>
+      <w:proofErr w:type="spellEnd"/>
+      <w:r>
+        <w:rPr>
+          <w:b/>
+          <w:bCs/>
+        </w:rPr>
+        <w:t>(</w:t>
+      </w:r>
+      <w:proofErr w:type="gramEnd"/>
+      <w:r>
+        <w:rPr>
+          <w:b/>
+          <w:bCs/>
+        </w:rPr>
+        <w:t>);</w:t>
+      </w:r>
+    </w:p>
+    <w:p>
+      <w:pPr>
+        <w:pStyle w:val="NoSpacing"/>
+        <w:rPr>
+          <w:b/>
+          <w:bCs/>
+        </w:rPr>
+      </w:pPr>
+      <w:proofErr w:type="spellStart"/>
+      <w:proofErr w:type="gramStart"/>
+      <w:r>
+        <w:rPr>
+          <w:b/>
+          <w:bCs/>
+        </w:rPr>
+        <w:t>assertEquals</w:t>
+      </w:r>
+      <w:proofErr w:type="spellEnd"/>
+      <w:r>
+        <w:rPr>
+          <w:b/>
+          <w:bCs/>
+        </w:rPr>
+        <w:t>(</w:t>
+      </w:r>
+      <w:proofErr w:type="gramEnd"/>
+      <w:r>
+        <w:rPr>
+          <w:b/>
+          <w:bCs/>
+        </w:rPr>
+        <w:t>"Mock Data", result);</w:t>
+      </w:r>
+    </w:p>
+    <w:p>
+      <w:pPr>
+        <w:pStyle w:val="NoSpacing"/>
+        <w:rPr>
+          <w:b/>
+          <w:bCs/>
+        </w:rPr>
+      </w:pPr>
+      <w:r>
+        <w:rPr>
+          <w:b/>
+          <w:bCs/>
+        </w:rPr>
+        <w:t>}</w:t>
+      </w:r>
+    </w:p>
+    <w:p>
+      <w:pPr>
+        <w:pStyle w:val="NoSpacing"/>
+        <w:rPr>
+          <w:b/>
+          <w:bCs/>
+        </w:rPr>
+      </w:pPr>
+      <w:r>
+        <w:rPr>
+          <w:b/>
+          <w:bCs/>
+        </w:rPr>
+        <w:t>}</w:t>
+      </w:r>
+    </w:p>
+    <w:p>
+      <w:pPr>
+        <w:pStyle w:val="Heading2"/>
+      </w:pPr>
+      <w:r>
+        <w:lastRenderedPageBreak/>
+        <w:t>Exercise 2: Verifying Interactions</w:t>
+      </w:r>
+    </w:p>
+    <w:p>
+      <w:pPr>
+        <w:pStyle w:val="NoSpacing"/>
+      </w:pPr>
+      <w:r>
+        <w:t>Scenario:</w:t>
+      </w:r>
+    </w:p>
+    <w:p>
+      <w:pPr>
+        <w:pStyle w:val="NoSpacing"/>
+      </w:pPr>
+      <w:r>
+        <w:t>You need to ensure that a method is called with specific arguments.</w:t>
+      </w:r>
+    </w:p>
+    <w:p>
+      <w:pPr>
+        <w:pStyle w:val="NoSpacing"/>
+      </w:pPr>
+      <w:r>
+        <w:t>Steps:</w:t>
+      </w:r>
+    </w:p>
+    <w:p>
+      <w:pPr>
+        <w:pStyle w:val="NoSpacing"/>
+      </w:pPr>
+      <w:r>
+        <w:t>1. Create a mock object.</w:t>
+      </w:r>
+    </w:p>
+    <w:p>
+      <w:pPr>
+        <w:pStyle w:val="NoSpacing"/>
+      </w:pPr>
+      <w:r>
+        <w:t>2. Call the method with specific arguments.</w:t>
+      </w:r>
+    </w:p>
+    <w:p>
+      <w:pPr>
+        <w:pStyle w:val="NoSpacing"/>
+      </w:pPr>
+      <w:r>
+        <w:t>3. Verify the interaction.</w:t>
+      </w:r>
+    </w:p>
+    <w:p>
+      <w:pPr>
+        <w:pStyle w:val="NoSpacing"/>
+      </w:pPr>
+      <w:r>
+        <w:t>Solution Code:</w:t>
+      </w:r>
+    </w:p>
+    <w:p>
+      <w:pPr>
+        <w:pStyle w:val="NoSpacing"/>
+        <w:rPr>
+          <w:b/>
+          <w:bCs/>
+        </w:rPr>
+      </w:pPr>
+      <w:r>
+        <w:rPr>
+          <w:b/>
+          <w:bCs/>
+        </w:rPr>
+        <w:t xml:space="preserve">   </w:t>
+      </w:r>
+      <w:proofErr w:type="gramStart"/>
+      <w:r>
+        <w:rPr>
+          <w:b/>
+          <w:bCs/>
+        </w:rPr>
+        <w:t>package</w:t>
+      </w:r>
+      <w:proofErr w:type="gramEnd"/>
+      <w:r>
+        <w:rPr>
+          <w:b/>
+          <w:bCs/>
+        </w:rPr>
+        <w:t xml:space="preserve"> </w:t>
+      </w:r>
+      <w:proofErr w:type="spellStart"/>
+      <w:r>
+        <w:rPr>
+          <w:b/>
+          <w:bCs/>
+        </w:rPr>
+        <w:t>mockito</w:t>
+      </w:r>
+      <w:proofErr w:type="spellEnd"/>
+      <w:r>
+        <w:rPr>
+          <w:b/>
+          <w:bCs/>
+        </w:rPr>
+        <w:t>;</w:t>
+      </w:r>
+    </w:p>
+    <w:p>
+      <w:pPr>
+        <w:pStyle w:val="NoSpacing"/>
+        <w:rPr>
+          <w:b/>
+          <w:bCs/>
+        </w:rPr>
+      </w:pPr>
+    </w:p>
+    <w:p>
+      <w:pPr>
+        <w:pStyle w:val="NoSpacing"/>
+        <w:rPr>
+          <w:b/>
+          <w:bCs/>
+        </w:rPr>
+      </w:pPr>
+      <w:proofErr w:type="gramStart"/>
+      <w:r>
+        <w:rPr>
+          <w:b/>
+          <w:bCs/>
+        </w:rPr>
+        <w:t>public</w:t>
+      </w:r>
+      <w:proofErr w:type="gramEnd"/>
+      <w:r>
+        <w:rPr>
+          <w:b/>
+          <w:bCs/>
+        </w:rPr>
+        <w:t xml:space="preserve"> interface </w:t>
+      </w:r>
+      <w:proofErr w:type="spellStart"/>
+      <w:r>
+        <w:rPr>
+          <w:b/>
+          <w:bCs/>
+        </w:rPr>
+        <w:t>ExternalApi</w:t>
+      </w:r>
+      <w:proofErr w:type="spellEnd"/>
+      <w:r>
+        <w:rPr>
+          <w:b/>
+          <w:bCs/>
+        </w:rPr>
+        <w:t xml:space="preserve"> {</w:t>
+      </w:r>
+    </w:p>
+    <w:p>
+      <w:pPr>
+        <w:pStyle w:val="NoSpacing"/>
+        <w:rPr>
+          <w:b/>
+          <w:bCs/>
+        </w:rPr>
+      </w:pPr>
+      <w:r>
+        <w:rPr>
+          <w:b/>
+          <w:bCs/>
+        </w:rPr>
+        <w:t xml:space="preserve">   </w:t>
+      </w:r>
+      <w:r>
+        <w:rPr>
+          <w:b/>
+          <w:bCs/>
+        </w:rPr>
+        <w:t xml:space="preserve">String </w:t>
+      </w:r>
+      <w:proofErr w:type="spellStart"/>
+      <w:proofErr w:type="gramStart"/>
+      <w:r>
+        <w:rPr>
+          <w:b/>
+          <w:bCs/>
+        </w:rPr>
+        <w:t>getData</w:t>
+      </w:r>
+      <w:proofErr w:type="spellEnd"/>
+      <w:r>
+        <w:rPr>
+          <w:b/>
+          <w:bCs/>
+        </w:rPr>
+        <w:t>(</w:t>
+      </w:r>
+      <w:proofErr w:type="gramEnd"/>
+      <w:r>
+        <w:rPr>
+          <w:b/>
+          <w:bCs/>
+        </w:rPr>
+        <w:t>);</w:t>
+      </w:r>
+    </w:p>
+    <w:p>
+      <w:pPr>
+        <w:pStyle w:val="NoSpacing"/>
+        <w:rPr>
+          <w:b/>
+          <w:bCs/>
+        </w:rPr>
+      </w:pPr>
+      <w:r>
+        <w:rPr>
+          <w:b/>
+          <w:bCs/>
+        </w:rPr>
+        <w:t>}</w:t>
+      </w:r>
+    </w:p>
+    <w:p>
+      <w:pPr>
+        <w:pStyle w:val="NoSpacing"/>
+        <w:rPr>
+          <w:b/>
+          <w:bCs/>
+        </w:rPr>
+      </w:pPr>
+    </w:p>
+    <w:p>
+      <w:pPr>
+        <w:pStyle w:val="NoSpacing"/>
+        <w:rPr>
+          <w:b/>
+          <w:bCs/>
+        </w:rPr>
+      </w:pPr>
+      <w:proofErr w:type="gramStart"/>
+      <w:r>
+        <w:rPr>
+          <w:b/>
+          <w:bCs/>
+        </w:rPr>
+        <w:t>package</w:t>
+      </w:r>
+      <w:proofErr w:type="gramEnd"/>
+      <w:r>
+        <w:rPr>
+          <w:b/>
+          <w:bCs/>
+        </w:rPr>
+        <w:t xml:space="preserve"> </w:t>
+      </w:r>
+      <w:proofErr w:type="spellStart"/>
+      <w:r>
+        <w:rPr>
+          <w:b/>
+          <w:bCs/>
+        </w:rPr>
+        <w:t>mockito</w:t>
+      </w:r>
+      <w:proofErr w:type="spellEnd"/>
+      <w:r>
+        <w:rPr>
+          <w:b/>
+          <w:bCs/>
+        </w:rPr>
+        <w:t>;</w:t>
+      </w:r>
+    </w:p>
+    <w:p>
+      <w:pPr>
+        <w:pStyle w:val="NoSpacing"/>
+        <w:rPr>
+          <w:b/>
+          <w:bCs/>
+        </w:rPr>
+      </w:pPr>
+      <w:proofErr w:type="gramStart"/>
+      <w:r>
+        <w:rPr>
+          <w:b/>
+          <w:bCs/>
+        </w:rPr>
+        <w:t>public</w:t>
+      </w:r>
+      <w:proofErr w:type="gramEnd"/>
+      <w:r>
+        <w:rPr>
+          <w:b/>
+          <w:bCs/>
+        </w:rPr>
+        <w:t xml:space="preserve"> class </w:t>
+      </w:r>
+      <w:proofErr w:type="spellStart"/>
+      <w:r>
+        <w:rPr>
+          <w:b/>
+          <w:bCs/>
+        </w:rPr>
+        <w:t>MyService</w:t>
+      </w:r>
+      <w:proofErr w:type="spellEnd"/>
+      <w:r>
+        <w:rPr>
+          <w:b/>
+          <w:bCs/>
+        </w:rPr>
+        <w:t xml:space="preserve"> {</w:t>
+      </w:r>
+    </w:p>
+    <w:p>
+      <w:pPr>
+        <w:pStyle w:val="NoSpacing"/>
+        <w:rPr>
+          <w:b/>
+          <w:bCs/>
+        </w:rPr>
+      </w:pPr>
+      <w:r>
+        <w:rPr>
+          <w:b/>
+          <w:bCs/>
+        </w:rPr>
+        <w:t xml:space="preserve">    </w:t>
+      </w:r>
+      <w:proofErr w:type="gramStart"/>
+      <w:r>
+        <w:rPr>
+          <w:b/>
+          <w:bCs/>
+        </w:rPr>
+        <w:t>private</w:t>
+      </w:r>
+      <w:proofErr w:type="gramEnd"/>
+      <w:r>
+        <w:rPr>
+          <w:b/>
+          <w:bCs/>
+        </w:rPr>
+        <w:t xml:space="preserve"> </w:t>
+      </w:r>
+      <w:proofErr w:type="spellStart"/>
+      <w:r>
+        <w:rPr>
+          <w:b/>
+          <w:bCs/>
+        </w:rPr>
+        <w:t>ExternalApi</w:t>
+      </w:r>
+      <w:proofErr w:type="spellEnd"/>
+      <w:r>
+        <w:rPr>
+          <w:b/>
+          <w:bCs/>
+        </w:rPr>
+        <w:t xml:space="preserve"> </w:t>
+      </w:r>
+      <w:proofErr w:type="spellStart"/>
+      <w:r>
+        <w:rPr>
+          <w:b/>
+          <w:bCs/>
+        </w:rPr>
+        <w:t>api</w:t>
+      </w:r>
+      <w:proofErr w:type="spellEnd"/>
+      <w:r>
+        <w:rPr>
+          <w:b/>
+          <w:bCs/>
+        </w:rPr>
+        <w:t>;</w:t>
+      </w:r>
+    </w:p>
+    <w:p>
+      <w:pPr>
+        <w:pStyle w:val="NoSpacing"/>
+        <w:rPr>
+          <w:b/>
+          <w:bCs/>
+        </w:rPr>
+      </w:pPr>
+      <w:r>
+        <w:rPr>
+          <w:b/>
+          <w:bCs/>
+        </w:rPr>
+        <w:t xml:space="preserve">    </w:t>
+      </w:r>
+      <w:proofErr w:type="gramStart"/>
+      <w:r>
+        <w:rPr>
+          <w:b/>
+          <w:bCs/>
+        </w:rPr>
+        <w:t>public</w:t>
+      </w:r>
+      <w:proofErr w:type="gramEnd"/>
+      <w:r>
+        <w:rPr>
+          <w:b/>
+          <w:bCs/>
+        </w:rPr>
+        <w:t xml:space="preserve"> </w:t>
+      </w:r>
+      <w:proofErr w:type="spellStart"/>
+      <w:r>
+        <w:rPr>
+          <w:b/>
+          <w:bCs/>
+        </w:rPr>
+        <w:t>MyService</w:t>
+      </w:r>
+      <w:proofErr w:type="spellEnd"/>
+      <w:r>
+        <w:rPr>
+          <w:b/>
+          <w:bCs/>
+        </w:rPr>
+        <w:t>(</w:t>
+      </w:r>
+      <w:proofErr w:type="spellStart"/>
+      <w:r>
+        <w:rPr>
+          <w:b/>
+          <w:bCs/>
+        </w:rPr>
+        <w:t>ExternalApi</w:t>
+      </w:r>
+      <w:proofErr w:type="spellEnd"/>
+      <w:r>
+        <w:rPr>
+          <w:b/>
+          <w:bCs/>
+        </w:rPr>
+        <w:t xml:space="preserve"> </w:t>
+      </w:r>
+      <w:proofErr w:type="spellStart"/>
+      <w:r>
+        <w:rPr>
+          <w:b/>
+          <w:bCs/>
+        </w:rPr>
+        <w:t>api</w:t>
+      </w:r>
+      <w:proofErr w:type="spellEnd"/>
+      <w:r>
+        <w:rPr>
+          <w:b/>
+          <w:bCs/>
+        </w:rPr>
+        <w:t>) {</w:t>
+      </w:r>
+    </w:p>
+    <w:p>
+      <w:pPr>
+        <w:pStyle w:val="NoSpacing"/>
+        <w:rPr>
+          <w:b/>
+          <w:bCs/>
+        </w:rPr>
+      </w:pPr>
+      <w:r>
+        <w:rPr>
+          <w:b/>
+          <w:bCs/>
+        </w:rPr>
+        <w:t xml:space="preserve">        this.api = </w:t>
+      </w:r>
+      <w:proofErr w:type="spellStart"/>
+      <w:proofErr w:type="gramStart"/>
+      <w:r>
+        <w:rPr>
+          <w:b/>
+          <w:bCs/>
+        </w:rPr>
+        <w:t>api</w:t>
+      </w:r>
+      <w:proofErr w:type="spellEnd"/>
+      <w:proofErr w:type="gramEnd"/>
+      <w:r>
+        <w:rPr>
+          <w:b/>
+          <w:bCs/>
+        </w:rPr>
+        <w:t>;</w:t>
+      </w:r>
+    </w:p>
+    <w:p>
+      <w:pPr>
+        <w:pStyle w:val="NoSpacing"/>
+        <w:rPr>
+          <w:b/>
+          <w:bCs/>
+        </w:rPr>
+      </w:pPr>
+      <w:r>
+        <w:rPr>
+          <w:b/>
+          <w:bCs/>
+        </w:rPr>
+        <w:t xml:space="preserve">    }</w:t>
+      </w:r>
+    </w:p>
+    <w:p>
+      <w:pPr>
+        <w:pStyle w:val="NoSpacing"/>
+        <w:rPr>
+          <w:b/>
+          <w:bCs/>
+        </w:rPr>
+      </w:pPr>
+      <w:r>
+        <w:rPr>
+          <w:b/>
+          <w:bCs/>
+        </w:rPr>
+        <w:t xml:space="preserve">    </w:t>
+      </w:r>
+      <w:proofErr w:type="gramStart"/>
+      <w:r>
+        <w:rPr>
+          <w:b/>
+          <w:bCs/>
+        </w:rPr>
+        <w:t>public</w:t>
+      </w:r>
+      <w:proofErr w:type="gramEnd"/>
+      <w:r>
+        <w:rPr>
+          <w:b/>
+          <w:bCs/>
+        </w:rPr>
+        <w:t xml:space="preserve"> void </w:t>
+      </w:r>
+      <w:proofErr w:type="spellStart"/>
+      <w:r>
+        <w:rPr>
+          <w:b/>
+          <w:bCs/>
+        </w:rPr>
+        <w:t>fetchData</w:t>
+      </w:r>
+      <w:proofErr w:type="spellEnd"/>
+      <w:r>
+        <w:rPr>
+          <w:b/>
+          <w:bCs/>
+        </w:rPr>
+        <w:t>() {</w:t>
+      </w:r>
+    </w:p>
+    <w:p>
+      <w:pPr>
+        <w:pStyle w:val="NoSpacing"/>
+        <w:rPr>
+          <w:b/>
+          <w:bCs/>
+        </w:rPr>
+      </w:pPr>
+      <w:r>
+        <w:rPr>
+          <w:b/>
+          <w:bCs/>
+        </w:rPr>
+        <w:t xml:space="preserve">        </w:t>
+      </w:r>
+      <w:proofErr w:type="spellStart"/>
+      <w:proofErr w:type="gramStart"/>
+      <w:r>
+        <w:rPr>
+          <w:b/>
+          <w:bCs/>
+        </w:rPr>
+        <w:t>api.getData</w:t>
+      </w:r>
+      <w:proofErr w:type="spellEnd"/>
+      <w:r>
+        <w:rPr>
+          <w:b/>
+          <w:bCs/>
+        </w:rPr>
+        <w:t>(</w:t>
+      </w:r>
+      <w:proofErr w:type="gramEnd"/>
+      <w:r>
+        <w:rPr>
+          <w:b/>
+          <w:bCs/>
+        </w:rPr>
+        <w:t>);</w:t>
+      </w:r>
+    </w:p>
+    <w:p>
+      <w:pPr>
+        <w:pStyle w:val="NoSpacing"/>
+        <w:rPr>
+          <w:b/>
+          <w:bCs/>
+        </w:rPr>
+      </w:pPr>
+      <w:r>
+        <w:rPr>
+          <w:b/>
+          <w:bCs/>
+        </w:rPr>
+        <w:t xml:space="preserve">    }</w:t>
+      </w:r>
+    </w:p>
+    <w:p>
+      <w:pPr>
+        <w:pStyle w:val="NoSpacing"/>
+        <w:rPr>
+          <w:b/>
+          <w:bCs/>
+        </w:rPr>
+      </w:pPr>
+      <w:r>
+        <w:rPr>
+          <w:b/>
+          <w:bCs/>
+        </w:rPr>
+        <w:t>}</w:t>
+      </w:r>
+    </w:p>
+    <w:p>
+      <w:pPr>
+        <w:pStyle w:val="NoSpacing"/>
+        <w:rPr>
+          <w:b/>
+          <w:bCs/>
+        </w:rPr>
+      </w:pPr>
+    </w:p>
+    <w:p>
+      <w:pPr>
+        <w:pStyle w:val="NoSpacing"/>
+        <w:rPr>
+          <w:b/>
+          <w:bCs/>
+        </w:rPr>
+      </w:pPr>
+    </w:p>
+    <w:p>
+      <w:pPr>
+        <w:pStyle w:val="NoSpacing"/>
+        <w:rPr>
+          <w:b/>
+          <w:bCs/>
+        </w:rPr>
+      </w:pPr>
+      <w:proofErr w:type="gramStart"/>
+      <w:r>
+        <w:rPr>
+          <w:b/>
+          <w:bCs/>
+        </w:rPr>
+        <w:t>package</w:t>
+      </w:r>
+      <w:proofErr w:type="gramEnd"/>
+      <w:r>
+        <w:rPr>
+          <w:b/>
+          <w:bCs/>
+        </w:rPr>
+        <w:t xml:space="preserve"> </w:t>
+      </w:r>
+      <w:proofErr w:type="spellStart"/>
+      <w:r>
+        <w:rPr>
+          <w:b/>
+          <w:bCs/>
+        </w:rPr>
+        <w:t>mockito</w:t>
+      </w:r>
+      <w:proofErr w:type="spellEnd"/>
+      <w:r>
+        <w:rPr>
+          <w:b/>
+          <w:bCs/>
+        </w:rPr>
+        <w:t>;</w:t>
+      </w:r>
+    </w:p>
+    <w:p>
+      <w:pPr>
+        <w:pStyle w:val="NoSpacing"/>
+        <w:rPr>
+          <w:b/>
+          <w:bCs/>
+        </w:rPr>
+      </w:pPr>
+      <w:proofErr w:type="gramStart"/>
+      <w:r>
+        <w:rPr>
+          <w:b/>
+          <w:bCs/>
+        </w:rPr>
+        <w:t>import</w:t>
+      </w:r>
+      <w:proofErr w:type="gramEnd"/>
+      <w:r>
+        <w:rPr>
+          <w:b/>
+          <w:bCs/>
+        </w:rPr>
+        <w:t xml:space="preserve"> static </w:t>
+      </w:r>
+      <w:proofErr w:type="spellStart"/>
+      <w:r>
+        <w:rPr>
+          <w:b/>
+          <w:bCs/>
+        </w:rPr>
+        <w:t>org.mockito.Mockito.verify</w:t>
+      </w:r>
+      <w:proofErr w:type="spellEnd"/>
+      <w:r>
+        <w:rPr>
+          <w:b/>
+          <w:bCs/>
+        </w:rPr>
+        <w:t>;</w:t>
+      </w:r>
+    </w:p>
+    <w:p>
+      <w:pPr>
+        <w:pStyle w:val="NoSpacing"/>
+        <w:rPr>
+          <w:b/>
+          <w:bCs/>
+        </w:rPr>
+      </w:pPr>
+      <w:proofErr w:type="gramStart"/>
+      <w:r>
+        <w:rPr>
+          <w:b/>
+          <w:bCs/>
+        </w:rPr>
+        <w:t>import</w:t>
+      </w:r>
+      <w:proofErr w:type="gramEnd"/>
+      <w:r>
+        <w:rPr>
+          <w:b/>
+          <w:bCs/>
+        </w:rPr>
+        <w:t xml:space="preserve"> </w:t>
+      </w:r>
+      <w:proofErr w:type="spellStart"/>
+      <w:r>
+        <w:rPr>
+          <w:b/>
+          <w:bCs/>
+        </w:rPr>
+        <w:t>org.junit.jupiter.api.Test</w:t>
+      </w:r>
+      <w:proofErr w:type="spellEnd"/>
+      <w:r>
+        <w:rPr>
+          <w:b/>
+          <w:bCs/>
+        </w:rPr>
+        <w:t>;</w:t>
+      </w:r>
+    </w:p>
+    <w:p>
+      <w:pPr>
+        <w:pStyle w:val="NoSpacing"/>
+        <w:rPr>
+          <w:b/>
+          <w:bCs/>
+        </w:rPr>
+      </w:pPr>
+      <w:proofErr w:type="gramStart"/>
+      <w:r>
+        <w:rPr>
+          <w:b/>
+          <w:bCs/>
+        </w:rPr>
+        <w:t>import</w:t>
+      </w:r>
+      <w:proofErr w:type="gramEnd"/>
+      <w:r>
+        <w:rPr>
+          <w:b/>
+          <w:bCs/>
+        </w:rPr>
+        <w:t xml:space="preserve"> </w:t>
+      </w:r>
+      <w:proofErr w:type="spellStart"/>
+      <w:r>
+        <w:rPr>
+          <w:b/>
+          <w:bCs/>
+        </w:rPr>
+        <w:t>org.mockito.Mockito</w:t>
+      </w:r>
+      <w:proofErr w:type="spellEnd"/>
+      <w:r>
+        <w:rPr>
+          <w:b/>
+          <w:bCs/>
+        </w:rPr>
+        <w:t>;</w:t>
+      </w:r>
+    </w:p>
+    <w:p>
+      <w:pPr>
+        <w:pStyle w:val="NoSpacing"/>
+        <w:rPr>
+          <w:b/>
+          <w:bCs/>
+        </w:rPr>
+      </w:pPr>
+    </w:p>
+    <w:p>
+      <w:pPr>
+        <w:pStyle w:val="NoSpacing"/>
+        <w:rPr>
+          <w:b/>
+          <w:bCs/>
+        </w:rPr>
+      </w:pPr>
+      <w:proofErr w:type="gramStart"/>
+      <w:r>
+        <w:rPr>
+          <w:b/>
+          <w:bCs/>
+        </w:rPr>
+        <w:t>public</w:t>
+      </w:r>
+      <w:proofErr w:type="gramEnd"/>
+      <w:r>
+        <w:rPr>
+          <w:b/>
+          <w:bCs/>
+        </w:rPr>
+        <w:t xml:space="preserve"> class </w:t>
+      </w:r>
+      <w:proofErr w:type="spellStart"/>
+      <w:r>
+        <w:rPr>
+          <w:b/>
+          <w:bCs/>
+        </w:rPr>
+        <w:t>MyServiceTest</w:t>
+      </w:r>
+      <w:proofErr w:type="spellEnd"/>
+      <w:r>
+        <w:rPr>
+          <w:b/>
+          <w:bCs/>
+        </w:rPr>
+        <w:t xml:space="preserve"> {</w:t>
+      </w:r>
+    </w:p>
+    <w:p>
+      <w:pPr>
+        <w:pStyle w:val="NoSpacing"/>
+        <w:rPr>
+          <w:b/>
+          <w:bCs/>
+        </w:rPr>
+      </w:pPr>
+      <w:r>
+        <w:rPr>
+          <w:b/>
+          <w:bCs/>
+        </w:rPr>
+        <w:t xml:space="preserve">  </w:t>
+      </w:r>
+      <w:r>
+        <w:rPr>
+          <w:b/>
+          <w:bCs/>
+        </w:rPr>
+        <w:t>@Test</w:t>
+      </w:r>
+    </w:p>
+    <w:p>
+      <w:pPr>
+        <w:pStyle w:val="NoSpacing"/>
+        <w:rPr>
+          <w:b/>
+          <w:bCs/>
+        </w:rPr>
+      </w:pPr>
+      <w:r>
+        <w:rPr>
+          <w:b/>
+          <w:bCs/>
+        </w:rPr>
+        <w:t xml:space="preserve">    </w:t>
+      </w:r>
+      <w:proofErr w:type="gramStart"/>
+      <w:r>
+        <w:rPr>
+          <w:b/>
+          <w:bCs/>
+        </w:rPr>
+        <w:t>public</w:t>
+      </w:r>
+      <w:proofErr w:type="gramEnd"/>
+      <w:r>
+        <w:rPr>
+          <w:b/>
+          <w:bCs/>
+        </w:rPr>
+        <w:t xml:space="preserve"> void </w:t>
+      </w:r>
+      <w:proofErr w:type="spellStart"/>
+      <w:r>
+        <w:rPr>
+          <w:b/>
+          <w:bCs/>
+        </w:rPr>
+        <w:t>testVerifyInteraction</w:t>
+      </w:r>
+      <w:proofErr w:type="spellEnd"/>
+      <w:r>
+        <w:rPr>
+          <w:b/>
+          <w:bCs/>
+        </w:rPr>
+        <w:t>() {</w:t>
+      </w:r>
+    </w:p>
+    <w:p>
+      <w:pPr>
+        <w:pStyle w:val="NoSpacing"/>
+        <w:rPr>
+          <w:b/>
+          <w:bCs/>
+        </w:rPr>
+      </w:pPr>
+      <w:r>
+        <w:rPr>
+          <w:b/>
+          <w:bCs/>
+        </w:rPr>
+        <w:t xml:space="preserve">      </w:t>
+      </w:r>
+      <w:r>
+        <w:rPr>
+          <w:b/>
+          <w:bCs/>
+        </w:rPr>
+        <w:t xml:space="preserve"> // Create Mock Object</w:t>
+      </w:r>
+    </w:p>
+    <w:p>
+      <w:pPr>
+        <w:pStyle w:val="NoSpacing"/>
+        <w:rPr>
+          <w:b/>
+          <w:bCs/>
+        </w:rPr>
+      </w:pPr>
+      <w:r>
+        <w:rPr>
+          <w:b/>
+          <w:bCs/>
+        </w:rPr>
+        <w:t xml:space="preserve">        </w:t>
+      </w:r>
+      <w:proofErr w:type="spellStart"/>
+      <w:r>
+        <w:rPr>
+          <w:b/>
+          <w:bCs/>
+        </w:rPr>
+        <w:t>ExternalApi</w:t>
+      </w:r>
+      <w:proofErr w:type="spellEnd"/>
+      <w:r>
+        <w:rPr>
+          <w:b/>
+          <w:bCs/>
+        </w:rPr>
+        <w:t xml:space="preserve"> </w:t>
+      </w:r>
+      <w:proofErr w:type="spellStart"/>
+      <w:r>
+        <w:rPr>
+          <w:b/>
+          <w:bCs/>
+        </w:rPr>
+        <w:t>mockApi</w:t>
+      </w:r>
+      <w:proofErr w:type="spellEnd"/>
+      <w:r>
+        <w:rPr>
+          <w:b/>
+          <w:bCs/>
+        </w:rPr>
+        <w:t xml:space="preserve"> = </w:t>
+      </w:r>
+      <w:proofErr w:type="spellStart"/>
+      <w:proofErr w:type="gramStart"/>
+      <w:r>
+        <w:rPr>
+          <w:b/>
+          <w:bCs/>
+        </w:rPr>
+        <w:t>Mockito.mock</w:t>
+      </w:r>
+      <w:proofErr w:type="spellEnd"/>
+      <w:r>
+        <w:rPr>
+          <w:b/>
+          <w:bCs/>
+        </w:rPr>
+        <w:t>(</w:t>
+      </w:r>
+      <w:proofErr w:type="spellStart"/>
+      <w:proofErr w:type="gramEnd"/>
+      <w:r>
+        <w:rPr>
+          <w:b/>
+          <w:bCs/>
+        </w:rPr>
+        <w:t>ExternalApi.class</w:t>
+      </w:r>
+      <w:proofErr w:type="spellEnd"/>
+      <w:r>
+        <w:rPr>
+          <w:b/>
+          <w:bCs/>
+        </w:rPr>
+        <w:t>);</w:t>
+      </w:r>
+    </w:p>
+    <w:p>
+      <w:pPr>
+        <w:pStyle w:val="NoSpacing"/>
+        <w:rPr>
+          <w:b/>
+          <w:bCs/>
+        </w:rPr>
+      </w:pPr>
+      <w:r>
+        <w:rPr>
+          <w:b/>
+          <w:bCs/>
+        </w:rPr>
+        <w:t xml:space="preserve">        // Pass Mock to Service</w:t>
+      </w:r>
+    </w:p>
+    <w:p>
+      <w:pPr>
+        <w:pStyle w:val="NoSpacing"/>
+        <w:rPr>
+          <w:b/>
+          <w:bCs/>
+        </w:rPr>
+      </w:pPr>
+      <w:r>
+        <w:rPr>
+          <w:b/>
+          <w:bCs/>
+        </w:rPr>
+        <w:t xml:space="preserve">        </w:t>
+      </w:r>
+      <w:proofErr w:type="spellStart"/>
+      <w:r>
+        <w:rPr>
+          <w:b/>
+          <w:bCs/>
+        </w:rPr>
+        <w:t>MyService</w:t>
+      </w:r>
+      <w:proofErr w:type="spellEnd"/>
+      <w:r>
+        <w:rPr>
+          <w:b/>
+          <w:bCs/>
+        </w:rPr>
+        <w:t xml:space="preserve"> service = new </w:t>
+      </w:r>
+      <w:proofErr w:type="spellStart"/>
+      <w:proofErr w:type="gramStart"/>
+      <w:r>
+        <w:rPr>
+          <w:b/>
+          <w:bCs/>
+        </w:rPr>
+        <w:t>MyService</w:t>
+      </w:r>
+      <w:proofErr w:type="spellEnd"/>
+      <w:r>
+        <w:rPr>
+          <w:b/>
+          <w:bCs/>
+        </w:rPr>
+        <w:t>(</w:t>
+      </w:r>
+      <w:proofErr w:type="spellStart"/>
+      <w:proofErr w:type="gramEnd"/>
+      <w:r>
+        <w:rPr>
+          <w:b/>
+          <w:bCs/>
+        </w:rPr>
+        <w:t>mockApi</w:t>
+      </w:r>
+      <w:proofErr w:type="spellEnd"/>
+      <w:r>
+        <w:rPr>
+          <w:b/>
+          <w:bCs/>
+        </w:rPr>
+        <w:t>);</w:t>
+      </w:r>
+    </w:p>
+    <w:p>
+      <w:pPr>
+        <w:pStyle w:val="NoSpacing"/>
+        <w:rPr>
+          <w:b/>
+          <w:bCs/>
+        </w:rPr>
+      </w:pPr>
+      <w:r>
+        <w:rPr>
+          <w:b/>
+          <w:bCs/>
+        </w:rPr>
+        <w:t xml:space="preserve">        // Call Method</w:t>
+      </w:r>
+    </w:p>
+    <w:p>
+      <w:pPr>
+        <w:pStyle w:val="NoSpacing"/>
+        <w:rPr>
+          <w:b/>
+          <w:bCs/>
+        </w:rPr>
+      </w:pPr>
+      <w:r>
+        <w:rPr>
+          <w:b/>
+          <w:bCs/>
+        </w:rPr>
+        <w:t xml:space="preserve">        </w:t>
+      </w:r>
+      <w:proofErr w:type="spellStart"/>
+      <w:proofErr w:type="gramStart"/>
+      <w:r>
+        <w:rPr>
+          <w:b/>
+          <w:bCs/>
+        </w:rPr>
+        <w:t>service.fetchData</w:t>
+      </w:r>
+      <w:proofErr w:type="spellEnd"/>
+      <w:r>
+        <w:rPr>
+          <w:b/>
+          <w:bCs/>
+        </w:rPr>
+        <w:t>(</w:t>
+      </w:r>
+      <w:proofErr w:type="gramEnd"/>
+      <w:r>
+        <w:rPr>
+          <w:b/>
+          <w:bCs/>
+        </w:rPr>
+        <w:t>);</w:t>
+      </w:r>
+    </w:p>
+    <w:p>
+      <w:pPr>
+        <w:pStyle w:val="NoSpacing"/>
+        <w:rPr>
+          <w:b/>
+          <w:bCs/>
+        </w:rPr>
+      </w:pPr>
+      <w:r>
+        <w:rPr>
+          <w:b/>
+          <w:bCs/>
+        </w:rPr>
+        <w:t xml:space="preserve">        // Verify Method Call</w:t>
+      </w:r>
+    </w:p>
+    <w:p>
+      <w:pPr>
+        <w:pStyle w:val="NoSpacing"/>
+        <w:rPr>
+          <w:b/>
+          <w:bCs/>
+        </w:rPr>
+      </w:pPr>
+      <w:r>
+        <w:rPr>
+          <w:b/>
+          <w:bCs/>
+        </w:rPr>
+        <w:t xml:space="preserve">        </w:t>
+      </w:r>
+      <w:proofErr w:type="gramStart"/>
+      <w:r>
+        <w:rPr>
+          <w:b/>
+          <w:bCs/>
+        </w:rPr>
+        <w:t>verify(</w:t>
+      </w:r>
+      <w:proofErr w:type="spellStart"/>
+      <w:proofErr w:type="gramEnd"/>
+      <w:r>
+        <w:rPr>
+          <w:b/>
+          <w:bCs/>
+        </w:rPr>
+        <w:t>mockApi</w:t>
+      </w:r>
+      <w:proofErr w:type="spellEnd"/>
+      <w:r>
+        <w:rPr>
+          <w:b/>
+          <w:bCs/>
+        </w:rPr>
+        <w:t>).</w:t>
+      </w:r>
+      <w:proofErr w:type="spellStart"/>
+      <w:r>
+        <w:rPr>
+          <w:b/>
+          <w:bCs/>
+        </w:rPr>
+        <w:t>getData</w:t>
+      </w:r>
+      <w:proofErr w:type="spellEnd"/>
+      <w:r>
+        <w:rPr>
+          <w:b/>
+          <w:bCs/>
+        </w:rPr>
+        <w:t>();</w:t>
+      </w:r>
+    </w:p>
+    <w:p>
+      <w:pPr>
+        <w:pStyle w:val="NoSpacing"/>
+        <w:rPr>
+          <w:b/>
+          <w:bCs/>
+        </w:rPr>
+      </w:pPr>
+      <w:r>
+        <w:rPr>
+          <w:b/>
+          <w:bCs/>
+        </w:rPr>
+        <w:t xml:space="preserve">    }</w:t>
+      </w:r>
+    </w:p>
+    <w:p>
+      <w:pPr>
+        <w:pStyle w:val="NoSpacing"/>
+        <w:rPr>
+          <w:b/>
+          <w:bCs/>
+        </w:rPr>
+      </w:pPr>
+      <w:r>
+        <w:rPr>
+          <w:b/>
+          <w:bCs/>
+        </w:rPr>
+        <w:t>}</w:t>
+      </w:r>
+    </w:p>
+    <w:p>
+      <w:pPr>
+        <w:pStyle w:val="NoSpacing"/>
+        <w:rPr>
+          <w:b/>
+          <w:bCs/>
+        </w:rPr>
+      </w:pPr>
+    </w:p>
+    <w:p>
+      <w:pPr>
+        <w:pStyle w:val="Heading1"/>
+      </w:pPr>
+      <w:r>
+        <w:lastRenderedPageBreak/>
+        <w:t>Exercise 1: Logging Error Messages and Warning Levels</w:t>
+      </w:r>
+    </w:p>
+    <w:p>
+      <w:r>
+        <w:t>Task: Write a Java application that demonstrates logging error messages and warning levels</w:t>
+      </w:r>
+    </w:p>
+    <w:p>
+      <w:proofErr w:type="gramStart"/>
+      <w:r>
+        <w:t>using</w:t>
+      </w:r>
+      <w:proofErr w:type="gramEnd"/>
+      <w:r>
+        <w:t xml:space="preserve"> SLF4J.</w:t>
+      </w:r>
+    </w:p>
+    <w:p>
+      <w:r>
+        <w:t>Step-by-Step Solution:</w:t>
+      </w:r>
+    </w:p>
+    <w:p>
+      <w:pPr>
+        <w:pStyle w:val="NoSpacing"/>
+        <w:numPr>
+          <w:ilvl w:val="0"/>
+          <w:numId w:val="1"/>
+        </w:numPr>
+        <w:rPr>
+          <w:b/>
+          <w:bCs/>
+        </w:rPr>
+      </w:pPr>
+      <w:r>
+        <w:rPr>
+          <w:b/>
+          <w:bCs/>
+        </w:rPr>
+        <w:t xml:space="preserve">Add SLF4J and </w:t>
+      </w:r>
+      <w:proofErr w:type="spellStart"/>
+      <w:r>
+        <w:rPr>
+          <w:b/>
+          <w:bCs/>
+        </w:rPr>
+        <w:t>Logback</w:t>
+      </w:r>
+      <w:proofErr w:type="spellEnd"/>
+      <w:r>
+        <w:rPr>
+          <w:b/>
+          <w:bCs/>
+        </w:rPr>
+        <w:t xml:space="preserve"> dependencies to your `pom.xml` file:</w:t>
+      </w:r>
+    </w:p>
+    <w:p>
+      <w:pPr>
+        <w:pStyle w:val="NoSpacing"/>
+        <w:ind w:left="720"/>
+        <w:rPr>
+          <w:b/>
+          <w:bCs/>
+        </w:rPr>
+      </w:pPr>
+      <w:r>
+        <w:rPr>
+          <w:b/>
+          <w:bCs/>
+        </w:rPr>
+        <w:t xml:space="preserve">  </w:t>
+      </w:r>
+      <w:r>
+        <w:rPr>
+          <w:b/>
+          <w:bCs/>
+        </w:rPr>
+        <w:t>&lt;</w:t>
+      </w:r>
+      <w:proofErr w:type="gramStart"/>
+      <w:r>
+        <w:rPr>
+          <w:b/>
+          <w:bCs/>
+        </w:rPr>
+        <w:t>dependencies</w:t>
+      </w:r>
+      <w:proofErr w:type="gramEnd"/>
+      <w:r>
+        <w:rPr>
+          <w:b/>
+          <w:bCs/>
+        </w:rPr>
+        <w:t>&gt;</w:t>
+      </w:r>
+    </w:p>
+    <w:p>
+      <w:pPr>
+        <w:pStyle w:val="NoSpacing"/>
+        <w:ind w:left="720"/>
+        <w:rPr>
+          <w:b/>
+          <w:bCs/>
+        </w:rPr>
+      </w:pPr>
+    </w:p>
+    <w:p>
+      <w:pPr>
+        <w:pStyle w:val="NoSpacing"/>
+        <w:ind w:left="720"/>
+        <w:rPr>
+          <w:b/>
+          <w:bCs/>
+        </w:rPr>
+      </w:pPr>
+      <w:r>
+        <w:rPr>
+          <w:b/>
+          <w:bCs/>
+        </w:rPr>
+        <w:t xml:space="preserve">    </w:t>
+      </w:r>
+      <w:proofErr w:type="gramStart"/>
+      <w:r>
+        <w:rPr>
+          <w:b/>
+          <w:bCs/>
+        </w:rPr>
+        <w:t>&lt;!--</w:t>
+      </w:r>
+      <w:proofErr w:type="gramEnd"/>
+      <w:r>
+        <w:rPr>
+          <w:b/>
+          <w:bCs/>
+        </w:rPr>
+        <w:t xml:space="preserve"> SLF4J API --&gt;</w:t>
+      </w:r>
+    </w:p>
+    <w:p>
+      <w:pPr>
+        <w:pStyle w:val="NoSpacing"/>
+        <w:ind w:left="720"/>
+        <w:rPr>
+          <w:b/>
+          <w:bCs/>
+        </w:rPr>
+      </w:pPr>
+      <w:r>
+        <w:rPr>
+          <w:b/>
+          <w:bCs/>
+        </w:rPr>
+        <w:t xml:space="preserve">    &lt;</w:t>
+      </w:r>
+      <w:proofErr w:type="gramStart"/>
+      <w:r>
+        <w:rPr>
+          <w:b/>
+          <w:bCs/>
+        </w:rPr>
+        <w:t>dependency</w:t>
+      </w:r>
+      <w:proofErr w:type="gramEnd"/>
+      <w:r>
+        <w:rPr>
+          <w:b/>
+          <w:bCs/>
+        </w:rPr>
+        <w:t>&gt;</w:t>
+      </w:r>
+    </w:p>
+    <w:p>
+      <w:pPr>
+        <w:pStyle w:val="NoSpacing"/>
+        <w:ind w:left="720"/>
+        <w:rPr>
+          <w:b/>
+          <w:bCs/>
+        </w:rPr>
+      </w:pPr>
+      <w:r>
+        <w:rPr>
+          <w:b/>
+          <w:bCs/>
+        </w:rPr>
+        <w:t xml:space="preserve">        &lt;</w:t>
+      </w:r>
+      <w:proofErr w:type="spellStart"/>
+      <w:proofErr w:type="gramStart"/>
+      <w:r>
+        <w:rPr>
+          <w:b/>
+          <w:bCs/>
+        </w:rPr>
+        <w:t>groupId</w:t>
+      </w:r>
+      <w:proofErr w:type="spellEnd"/>
+      <w:r>
+        <w:rPr>
+          <w:b/>
+          <w:bCs/>
+        </w:rPr>
+        <w:t>&gt;</w:t>
+      </w:r>
+      <w:proofErr w:type="gramEnd"/>
+      <w:r>
+        <w:rPr>
+          <w:b/>
+          <w:bCs/>
+        </w:rPr>
+        <w:t>org.slf4j&lt;/</w:t>
+      </w:r>
+      <w:proofErr w:type="spellStart"/>
+      <w:r>
+        <w:rPr>
+          <w:b/>
+          <w:bCs/>
+        </w:rPr>
+        <w:t>groupId</w:t>
+      </w:r>
+      <w:proofErr w:type="spellEnd"/>
+      <w:r>
+        <w:rPr>
+          <w:b/>
+          <w:bCs/>
+        </w:rPr>
+        <w:t>&gt;</w:t>
+      </w:r>
+    </w:p>
+    <w:p>
+      <w:pPr>
+        <w:pStyle w:val="NoSpacing"/>
+        <w:ind w:left="720"/>
+        <w:rPr>
+          <w:b/>
+          <w:bCs/>
+        </w:rPr>
+      </w:pPr>
+      <w:r>
+        <w:rPr>
+          <w:b/>
+          <w:bCs/>
+        </w:rPr>
+        <w:t xml:space="preserve">        &lt;</w:t>
+      </w:r>
+      <w:proofErr w:type="spellStart"/>
+      <w:proofErr w:type="gramStart"/>
+      <w:r>
+        <w:rPr>
+          <w:b/>
+          <w:bCs/>
+        </w:rPr>
+        <w:t>artifactId</w:t>
+      </w:r>
+      <w:proofErr w:type="spellEnd"/>
+      <w:r>
+        <w:rPr>
+          <w:b/>
+          <w:bCs/>
+        </w:rPr>
+        <w:t>&gt;</w:t>
+      </w:r>
+      <w:proofErr w:type="gramEnd"/>
+      <w:r>
+        <w:rPr>
+          <w:b/>
+          <w:bCs/>
+        </w:rPr>
+        <w:t>slf4j-api&lt;/</w:t>
+      </w:r>
+      <w:proofErr w:type="spellStart"/>
+      <w:r>
+        <w:rPr>
+          <w:b/>
+          <w:bCs/>
+        </w:rPr>
+        <w:t>artifactId</w:t>
+      </w:r>
+      <w:proofErr w:type="spellEnd"/>
+      <w:r>
+        <w:rPr>
+          <w:b/>
+          <w:bCs/>
+        </w:rPr>
+        <w:t>&gt;</w:t>
+      </w:r>
+    </w:p>
+    <w:p>
+      <w:pPr>
+        <w:pStyle w:val="NoSpacing"/>
+        <w:ind w:left="720"/>
+        <w:rPr>
+          <w:b/>
+          <w:bCs/>
+        </w:rPr>
+      </w:pPr>
+      <w:r>
+        <w:rPr>
+          <w:b/>
+          <w:bCs/>
+        </w:rPr>
+        <w:t xml:space="preserve">        &lt;version&gt;2.0.17&lt;/version&gt;</w:t>
+      </w:r>
+    </w:p>
+    <w:p>
+      <w:pPr>
+        <w:pStyle w:val="NoSpacing"/>
+        <w:ind w:left="720"/>
+        <w:rPr>
+          <w:b/>
+          <w:bCs/>
+        </w:rPr>
+      </w:pPr>
+      <w:r>
+        <w:rPr>
+          <w:b/>
+          <w:bCs/>
+        </w:rPr>
+        <w:t xml:space="preserve">    &lt;/dependency&gt;</w:t>
+      </w:r>
+    </w:p>
+    <w:p>
+      <w:pPr>
+        <w:pStyle w:val="NoSpacing"/>
+        <w:ind w:left="720"/>
+        <w:rPr>
+          <w:b/>
+          <w:bCs/>
+        </w:rPr>
+      </w:pPr>
+    </w:p>
+    <w:p>
+      <w:pPr>
+        <w:pStyle w:val="NoSpacing"/>
+        <w:ind w:left="720"/>
+        <w:rPr>
+          <w:b/>
+          <w:bCs/>
+        </w:rPr>
+      </w:pPr>
+      <w:r>
+        <w:rPr>
+          <w:b/>
+          <w:bCs/>
+        </w:rPr>
+        <w:t xml:space="preserve">    </w:t>
+      </w:r>
+      <w:proofErr w:type="gramStart"/>
+      <w:r>
+        <w:rPr>
+          <w:b/>
+          <w:bCs/>
+        </w:rPr>
+        <w:t>&lt;!--</w:t>
+      </w:r>
+      <w:proofErr w:type="gramEnd"/>
+      <w:r>
+        <w:rPr>
+          <w:b/>
+          <w:bCs/>
+        </w:rPr>
+        <w:t xml:space="preserve"> </w:t>
+      </w:r>
+      <w:proofErr w:type="spellStart"/>
+      <w:r>
+        <w:rPr>
+          <w:b/>
+          <w:bCs/>
+        </w:rPr>
+        <w:t>Logback</w:t>
+      </w:r>
+      <w:proofErr w:type="spellEnd"/>
+      <w:r>
+        <w:rPr>
+          <w:b/>
+          <w:bCs/>
+        </w:rPr>
+        <w:t xml:space="preserve"> --&gt;</w:t>
+      </w:r>
+    </w:p>
+    <w:p>
+      <w:pPr>
+        <w:pStyle w:val="NoSpacing"/>
+        <w:ind w:left="720"/>
+        <w:rPr>
+          <w:b/>
+          <w:bCs/>
+        </w:rPr>
+      </w:pPr>
+      <w:r>
+        <w:rPr>
+          <w:b/>
+          <w:bCs/>
+        </w:rPr>
+        <w:t xml:space="preserve">    &lt;</w:t>
+      </w:r>
+      <w:proofErr w:type="gramStart"/>
+      <w:r>
+        <w:rPr>
+          <w:b/>
+          <w:bCs/>
+        </w:rPr>
+        <w:t>dependency</w:t>
+      </w:r>
+      <w:proofErr w:type="gramEnd"/>
+      <w:r>
+        <w:rPr>
+          <w:b/>
+          <w:bCs/>
+        </w:rPr>
+        <w:t>&gt;</w:t>
+      </w:r>
+    </w:p>
+    <w:p>
+      <w:pPr>
+        <w:pStyle w:val="NoSpacing"/>
+        <w:ind w:left="720"/>
+        <w:rPr>
+          <w:b/>
+          <w:bCs/>
+        </w:rPr>
+      </w:pPr>
+      <w:r>
+        <w:rPr>
+          <w:b/>
+          <w:bCs/>
+        </w:rPr>
+        <w:t xml:space="preserve">        &lt;</w:t>
+      </w:r>
+      <w:proofErr w:type="spellStart"/>
+      <w:r>
+        <w:rPr>
+          <w:b/>
+          <w:bCs/>
+        </w:rPr>
+        <w:t>groupId</w:t>
+      </w:r>
+      <w:proofErr w:type="spellEnd"/>
+      <w:r>
+        <w:rPr>
+          <w:b/>
+          <w:bCs/>
+        </w:rPr>
+        <w:t>&gt;</w:t>
+      </w:r>
+      <w:proofErr w:type="spellStart"/>
+      <w:r>
+        <w:rPr>
+          <w:b/>
+          <w:bCs/>
+        </w:rPr>
+        <w:t>ch.qos.logback</w:t>
+      </w:r>
+      <w:proofErr w:type="spellEnd"/>
+      <w:r>
+        <w:rPr>
+          <w:b/>
+          <w:bCs/>
+        </w:rPr>
+        <w:t>&lt;/</w:t>
+      </w:r>
+      <w:proofErr w:type="spellStart"/>
+      <w:r>
+        <w:rPr>
+          <w:b/>
+          <w:bCs/>
+        </w:rPr>
+        <w:t>groupId</w:t>
+      </w:r>
+      <w:proofErr w:type="spellEnd"/>
+      <w:r>
+        <w:rPr>
+          <w:b/>
+          <w:bCs/>
+        </w:rPr>
+        <w:t>&gt;</w:t>
+      </w:r>
+    </w:p>
+    <w:p>
+      <w:pPr>
+        <w:pStyle w:val="NoSpacing"/>
+        <w:ind w:left="720"/>
+        <w:rPr>
+          <w:b/>
+          <w:bCs/>
+        </w:rPr>
+      </w:pPr>
+      <w:r>
+        <w:rPr>
+          <w:b/>
+          <w:bCs/>
+        </w:rPr>
+        <w:t xml:space="preserve">        &lt;</w:t>
+      </w:r>
+      <w:proofErr w:type="spellStart"/>
+      <w:proofErr w:type="gramStart"/>
+      <w:r>
+        <w:rPr>
+          <w:b/>
+          <w:bCs/>
+        </w:rPr>
+        <w:t>artifactId</w:t>
+      </w:r>
+      <w:proofErr w:type="spellEnd"/>
+      <w:r>
+        <w:rPr>
+          <w:b/>
+          <w:bCs/>
+        </w:rPr>
+        <w:t>&gt;</w:t>
+      </w:r>
+      <w:proofErr w:type="spellStart"/>
+      <w:proofErr w:type="gramEnd"/>
+      <w:r>
+        <w:rPr>
+          <w:b/>
+          <w:bCs/>
+        </w:rPr>
+        <w:t>logback</w:t>
+      </w:r>
+      <w:proofErr w:type="spellEnd"/>
+      <w:r>
+        <w:rPr>
+          <w:b/>
+          <w:bCs/>
+        </w:rPr>
+        <w:t>-classic&lt;/</w:t>
+      </w:r>
+      <w:proofErr w:type="spellStart"/>
+      <w:r>
+        <w:rPr>
+          <w:b/>
+          <w:bCs/>
+        </w:rPr>
+        <w:t>artifactId</w:t>
+      </w:r>
+      <w:proofErr w:type="spellEnd"/>
+      <w:r>
+        <w:rPr>
+          <w:b/>
+          <w:bCs/>
+        </w:rPr>
+        <w:t>&gt;</w:t>
+      </w:r>
+    </w:p>
+    <w:p>
+      <w:pPr>
+        <w:pStyle w:val="NoSpacing"/>
+        <w:ind w:left="720"/>
+        <w:rPr>
+          <w:b/>
+          <w:bCs/>
+        </w:rPr>
+      </w:pPr>
+      <w:r>
+        <w:rPr>
+          <w:b/>
+          <w:bCs/>
+        </w:rPr>
+        <w:t xml:space="preserve">        &lt;version&gt;1.5.18&lt;/version&gt;</w:t>
+      </w:r>
+    </w:p>
+    <w:p>
+      <w:pPr>
+        <w:pStyle w:val="NoSpacing"/>
+        <w:ind w:left="720"/>
+        <w:rPr>
+          <w:b/>
+          <w:bCs/>
+        </w:rPr>
+      </w:pPr>
+      <w:r>
+        <w:rPr>
+          <w:b/>
+          <w:bCs/>
+        </w:rPr>
+        <w:t xml:space="preserve">    &lt;/dependency&gt;</w:t>
+      </w:r>
+    </w:p>
+    <w:p>
+      <w:pPr>
+        <w:pStyle w:val="NoSpacing"/>
+        <w:ind w:left="720"/>
+        <w:rPr>
+          <w:b/>
+          <w:bCs/>
+        </w:rPr>
+      </w:pPr>
+    </w:p>
+    <w:p>
+      <w:pPr>
+        <w:pStyle w:val="NoSpacing"/>
+        <w:ind w:left="720"/>
+        <w:rPr>
+          <w:b/>
+          <w:bCs/>
+        </w:rPr>
+      </w:pPr>
+      <w:r>
+        <w:rPr>
+          <w:b/>
+          <w:bCs/>
+        </w:rPr>
+        <w:t>&lt;/dependencies&gt;</w:t>
+      </w:r>
+    </w:p>
+    <w:p>
+      <w:pPr>
+        <w:pStyle w:val="NoSpacing"/>
+        <w:rPr>
+          <w:b/>
+          <w:bCs/>
+        </w:rPr>
+      </w:pPr>
+      <w:r>
+        <w:rPr>
+          <w:b/>
+          <w:bCs/>
+        </w:rPr>
+        <w:t xml:space="preserve"> </w:t>
+      </w:r>
+      <w:r>
+        <w:rPr>
+          <w:b/>
+          <w:bCs/>
+        </w:rPr>
+        <w:t>2. Create a Java class that uses SLF4J for logging:</w:t>
+      </w:r>
+    </w:p>
+    <w:p>
+      <w:pPr>
+        <w:pStyle w:val="NoSpacing"/>
+        <w:rPr>
+          <w:b/>
+          <w:bCs/>
+        </w:rPr>
+      </w:pPr>
+      <w:r>
+        <w:rPr>
+          <w:b/>
+          <w:bCs/>
+        </w:rPr>
+        <w:t xml:space="preserve">       </w:t>
+      </w:r>
+      <w:proofErr w:type="gramStart"/>
+      <w:r>
+        <w:rPr>
+          <w:b/>
+          <w:bCs/>
+        </w:rPr>
+        <w:t>package</w:t>
+      </w:r>
+      <w:proofErr w:type="gramEnd"/>
+      <w:r>
+        <w:rPr>
+          <w:b/>
+          <w:bCs/>
+        </w:rPr>
+        <w:t xml:space="preserve"> logging;</w:t>
+      </w:r>
+    </w:p>
+    <w:p>
+      <w:pPr>
+        <w:pStyle w:val="NoSpacing"/>
+        <w:rPr>
+          <w:b/>
+          <w:bCs/>
+        </w:rPr>
+      </w:pPr>
+    </w:p>
+    <w:p>
+      <w:pPr>
+        <w:pStyle w:val="NoSpacing"/>
+        <w:rPr>
+          <w:b/>
+          <w:bCs/>
+        </w:rPr>
+      </w:pPr>
+      <w:proofErr w:type="gramStart"/>
+      <w:r>
+        <w:rPr>
+          <w:b/>
+          <w:bCs/>
+        </w:rPr>
+        <w:t>import</w:t>
+      </w:r>
+      <w:proofErr w:type="gramEnd"/>
+      <w:r>
+        <w:rPr>
+          <w:b/>
+          <w:bCs/>
+        </w:rPr>
+        <w:t xml:space="preserve"> org.slf4j.Logger;</w:t>
+      </w:r>
+    </w:p>
+    <w:p>
+      <w:pPr>
+        <w:pStyle w:val="NoSpacing"/>
+        <w:rPr>
+          <w:b/>
+          <w:bCs/>
+        </w:rPr>
+      </w:pPr>
+      <w:proofErr w:type="gramStart"/>
+      <w:r>
+        <w:rPr>
+          <w:b/>
+          <w:bCs/>
+        </w:rPr>
+        <w:t>import</w:t>
+      </w:r>
+      <w:proofErr w:type="gramEnd"/>
+      <w:r>
+        <w:rPr>
+          <w:b/>
+          <w:bCs/>
+        </w:rPr>
+        <w:t xml:space="preserve"> org.slf4j.LoggerFactory;</w:t>
+      </w:r>
+    </w:p>
+    <w:p>
+      <w:pPr>
+        <w:pStyle w:val="NoSpacing"/>
+        <w:rPr>
+          <w:b/>
+          <w:bCs/>
+        </w:rPr>
+      </w:pPr>
+    </w:p>
+    <w:p>
+      <w:pPr>
+        <w:pStyle w:val="NoSpacing"/>
+        <w:rPr>
+          <w:b/>
+          <w:bCs/>
+        </w:rPr>
+      </w:pPr>
+      <w:proofErr w:type="gramStart"/>
+      <w:r>
+        <w:rPr>
+          <w:b/>
+          <w:bCs/>
+        </w:rPr>
+        <w:t>public</w:t>
+      </w:r>
+      <w:proofErr w:type="gramEnd"/>
+      <w:r>
+        <w:rPr>
+          <w:b/>
+          <w:bCs/>
+        </w:rPr>
+        <w:t xml:space="preserve"> class </w:t>
+      </w:r>
+      <w:proofErr w:type="spellStart"/>
+      <w:r>
+        <w:rPr>
+          <w:b/>
+          <w:bCs/>
+        </w:rPr>
+        <w:t>LoggingExample</w:t>
+      </w:r>
+      <w:proofErr w:type="spellEnd"/>
+      <w:r>
+        <w:rPr>
+          <w:b/>
+          <w:bCs/>
+        </w:rPr>
+        <w:t xml:space="preserve"> {</w:t>
+      </w:r>
+    </w:p>
+    <w:p>
+      <w:pPr>
+        <w:pStyle w:val="NoSpacing"/>
+        <w:rPr>
+          <w:b/>
+          <w:bCs/>
+        </w:rPr>
+      </w:pPr>
+    </w:p>
+    <w:p>
+      <w:pPr>
+        <w:pStyle w:val="NoSpacing"/>
+        <w:rPr>
+          <w:b/>
+          <w:bCs/>
+        </w:rPr>
+      </w:pPr>
+      <w:r>
+        <w:rPr>
+          <w:b/>
+          <w:bCs/>
+        </w:rPr>
+        <w:t xml:space="preserve">    </w:t>
+      </w:r>
+      <w:proofErr w:type="gramStart"/>
+      <w:r>
+        <w:rPr>
+          <w:b/>
+          <w:bCs/>
+        </w:rPr>
+        <w:t>private</w:t>
+      </w:r>
+      <w:proofErr w:type="gramEnd"/>
+      <w:r>
+        <w:rPr>
+          <w:b/>
+          <w:bCs/>
+        </w:rPr>
+        <w:t xml:space="preserve"> static final Logger </w:t>
+      </w:r>
+      <w:proofErr w:type="spellStart"/>
+      <w:r>
+        <w:rPr>
+          <w:b/>
+          <w:bCs/>
+        </w:rPr>
+        <w:t>logger</w:t>
+      </w:r>
+      <w:proofErr w:type="spellEnd"/>
+      <w:r>
+        <w:rPr>
+          <w:b/>
+          <w:bCs/>
+        </w:rPr>
+        <w:t xml:space="preserve"> =</w:t>
+      </w:r>
+    </w:p>
+    <w:p>
+      <w:pPr>
+        <w:pStyle w:val="NoSpacing"/>
+        <w:rPr>
+          <w:b/>
+          <w:bCs/>
+        </w:rPr>
+      </w:pPr>
+      <w:r>
+        <w:rPr>
+          <w:b/>
+          <w:bCs/>
+        </w:rPr>
+        <w:t xml:space="preserve">            </w:t>
+      </w:r>
+      <w:proofErr w:type="spellStart"/>
+      <w:proofErr w:type="gramStart"/>
+      <w:r>
+        <w:rPr>
+          <w:b/>
+          <w:bCs/>
+        </w:rPr>
+        <w:t>LoggerFactory.getLogger</w:t>
+      </w:r>
+      <w:proofErr w:type="spellEnd"/>
+      <w:r>
+        <w:rPr>
+          <w:b/>
+          <w:bCs/>
+        </w:rPr>
+        <w:t>(</w:t>
+      </w:r>
+      <w:proofErr w:type="spellStart"/>
+      <w:proofErr w:type="gramEnd"/>
+      <w:r>
+        <w:rPr>
+          <w:b/>
+          <w:bCs/>
+        </w:rPr>
+        <w:t>LoggingExample.class</w:t>
+      </w:r>
+      <w:proofErr w:type="spellEnd"/>
+      <w:r>
+        <w:rPr>
+          <w:b/>
+          <w:bCs/>
+        </w:rPr>
+        <w:t>);</w:t>
+      </w:r>
+    </w:p>
+    <w:p>
+      <w:pPr>
+        <w:pStyle w:val="NoSpacing"/>
+        <w:rPr>
+          <w:b/>
+          <w:bCs/>
+        </w:rPr>
+      </w:pPr>
+    </w:p>
+    <w:p>
+      <w:pPr>
+        <w:pStyle w:val="NoSpacing"/>
+        <w:rPr>
+          <w:b/>
+          <w:bCs/>
+        </w:rPr>
+      </w:pPr>
+      <w:r>
+        <w:rPr>
+          <w:b/>
+          <w:bCs/>
+        </w:rPr>
+        <w:t xml:space="preserve">    </w:t>
+      </w:r>
+      <w:proofErr w:type="gramStart"/>
+      <w:r>
+        <w:rPr>
+          <w:b/>
+          <w:bCs/>
+        </w:rPr>
+        <w:t>public</w:t>
+      </w:r>
+      <w:proofErr w:type="gramEnd"/>
+      <w:r>
+        <w:rPr>
+          <w:b/>
+          <w:bCs/>
+        </w:rPr>
+        <w:t xml:space="preserve"> static void main(String[] </w:t>
+      </w:r>
+      <w:proofErr w:type="spellStart"/>
+      <w:r>
+        <w:rPr>
+          <w:b/>
+          <w:bCs/>
+        </w:rPr>
+        <w:t>args</w:t>
+      </w:r>
+      <w:proofErr w:type="spellEnd"/>
+      <w:r>
+        <w:rPr>
+          <w:b/>
+          <w:bCs/>
+        </w:rPr>
+        <w:t>) {</w:t>
+      </w:r>
+    </w:p>
+    <w:p>
+      <w:pPr>
+        <w:pStyle w:val="NoSpacing"/>
+        <w:rPr>
+          <w:b/>
+          <w:bCs/>
+        </w:rPr>
+      </w:pPr>
+    </w:p>
+    <w:p>
+      <w:pPr>
+        <w:pStyle w:val="NoSpacing"/>
+        <w:rPr>
+          <w:b/>
+          <w:bCs/>
+        </w:rPr>
+      </w:pPr>
+      <w:r>
+        <w:rPr>
+          <w:b/>
+          <w:bCs/>
+        </w:rPr>
+        <w:t xml:space="preserve">        </w:t>
+      </w:r>
+      <w:proofErr w:type="spellStart"/>
+      <w:proofErr w:type="gramStart"/>
+      <w:r>
+        <w:rPr>
+          <w:b/>
+          <w:bCs/>
+        </w:rPr>
+        <w:t>logger.error</w:t>
+      </w:r>
+      <w:proofErr w:type="spellEnd"/>
+      <w:r>
+        <w:rPr>
+          <w:b/>
+          <w:bCs/>
+        </w:rPr>
+        <w:t>(</w:t>
+      </w:r>
+      <w:proofErr w:type="gramEnd"/>
+      <w:r>
+        <w:rPr>
+          <w:b/>
+          <w:bCs/>
+        </w:rPr>
+        <w:t>"This is an error message");</w:t>
+      </w:r>
+    </w:p>
+    <w:p>
+      <w:pPr>
+        <w:pStyle w:val="NoSpacing"/>
+        <w:rPr>
+          <w:b/>
+          <w:bCs/>
+        </w:rPr>
+      </w:pPr>
+    </w:p>
+    <w:p>
+      <w:pPr>
+        <w:pStyle w:val="NoSpacing"/>
+        <w:rPr>
+          <w:b/>
+          <w:bCs/>
+        </w:rPr>
+      </w:pPr>
+      <w:r>
+        <w:rPr>
+          <w:b/>
+          <w:bCs/>
+        </w:rPr>
+        <w:t xml:space="preserve">        </w:t>
+      </w:r>
+      <w:proofErr w:type="spellStart"/>
+      <w:proofErr w:type="gramStart"/>
+      <w:r>
+        <w:rPr>
+          <w:b/>
+          <w:bCs/>
+        </w:rPr>
+        <w:t>logger.warn</w:t>
+      </w:r>
+      <w:proofErr w:type="spellEnd"/>
+      <w:r>
+        <w:rPr>
+          <w:b/>
+          <w:bCs/>
+        </w:rPr>
+        <w:t>(</w:t>
+      </w:r>
+      <w:proofErr w:type="gramEnd"/>
+      <w:r>
+        <w:rPr>
+          <w:b/>
+          <w:bCs/>
+        </w:rPr>
+        <w:t>"This is a warning message");</w:t>
+      </w:r>
+    </w:p>
+    <w:p>
+      <w:pPr>
+        <w:pStyle w:val="NoSpacing"/>
+        <w:rPr>
+          <w:b/>
+          <w:bCs/>
+        </w:rPr>
+      </w:pPr>
+    </w:p>
+    <w:p>
+      <w:pPr>
+        <w:pStyle w:val="NoSpacing"/>
+        <w:rPr>
+          <w:b/>
+          <w:bCs/>
+        </w:rPr>
+      </w:pPr>
+      <w:r>
+        <w:rPr>
+          <w:b/>
+          <w:bCs/>
+        </w:rPr>
+        <w:t xml:space="preserve">    }</w:t>
+      </w:r>
+    </w:p>
+    <w:p>
+      <w:pPr>
+        <w:pStyle w:val="NoSpacing"/>
+        <w:rPr>
+          <w:b/>
+          <w:bCs/>
+        </w:rPr>
+      </w:pPr>
+      <w:r>
+        <w:rPr>
+          <w:b/>
+          <w:bCs/>
+        </w:rPr>
+        <w:t>}</w:t>
+      </w:r>
+    </w:p>
+    <w:p>
+      <w:pPr>
+        <w:pStyle w:val="NoSpacing"/>
+        <w:rPr>
+          <w:b/>
+          <w:bCs/>
+        </w:rPr>
+      </w:pPr>
+    </w:p>
+    <w:p>
+      <w:pPr>
+        <w:pStyle w:val="NoSpacing"/>
+        <w:rPr>
+          <w:b/>
+          <w:bCs/>
+        </w:rPr>
+      </w:pPr>
+      <w:r>
+        <w:rPr>
+          <w:b/>
+          <w:bCs/>
+        </w:rPr>
+        <w:t>Output</w:t>
+      </w:r>
+    </w:p>
+    <w:p>
+      <w:pPr>
+        <w:pStyle w:val="NoSpacing"/>
+        <w:rPr>
+          <w:b/>
+          <w:bCs/>
+        </w:rPr>
+      </w:pPr>
+      <w:r>
+        <w:rPr>
+          <w:b/>
+          <w:bCs/>
+        </w:rPr>
+        <w:t xml:space="preserve">12:30:15.456 [main] ERROR </w:t>
+      </w:r>
+      <w:proofErr w:type="spellStart"/>
+      <w:r>
+        <w:rPr>
+          <w:b/>
+          <w:bCs/>
+        </w:rPr>
+        <w:t>logging.LoggingExample</w:t>
+      </w:r>
+      <w:proofErr w:type="spellEnd"/>
+      <w:r>
+        <w:rPr>
+          <w:b/>
+          <w:bCs/>
+        </w:rPr>
+        <w:t xml:space="preserve"> - This is an error message</w:t>
+      </w:r>
+    </w:p>
+    <w:p>
+      <w:pPr>
+        <w:pStyle w:val="NoSpacing"/>
+        <w:rPr>
+          <w:b/>
+          <w:bCs/>
+        </w:rPr>
+      </w:pPr>
+      <w:r>
+        <w:rPr>
+          <w:b/>
+          <w:bCs/>
+        </w:rPr>
+        <w:t xml:space="preserve">12:30:15.458 [main] </w:t>
+      </w:r>
+      <w:proofErr w:type="gramStart"/>
+      <w:r>
+        <w:rPr>
+          <w:b/>
+          <w:bCs/>
+        </w:rPr>
+        <w:t xml:space="preserve">WARN  </w:t>
+      </w:r>
+      <w:proofErr w:type="spellStart"/>
+      <w:r>
+        <w:rPr>
+          <w:b/>
+          <w:bCs/>
+        </w:rPr>
+        <w:t>logging.LoggingExample</w:t>
+      </w:r>
+      <w:proofErr w:type="spellEnd"/>
+      <w:proofErr w:type="gramEnd"/>
+      <w:r>
+        <w:rPr>
+          <w:b/>
+          <w:bCs/>
+        </w:rPr>
+        <w:t xml:space="preserve"> - This is a warning message</w:t>
+      </w:r>
+    </w:p>
     <w:sectPr>
       <w:pgSz w:w="12240" w:h="15840"/>
       <w:pgMar w:top="1440" w:right="1440" w:bottom="1440" w:left="1440" w:header="708" w:footer="708" w:gutter="0"/>
@@ -1755,6 +4859,103 @@
     </w:sectPr>
   </w:body>
 </w:document>
+</file>
+
+<file path=word/numbering.xml><?xml version="1.0" encoding="utf-8"?>
+<w:numbering xmlns:ve="http://schemas.openxmlformats.org/markup-compatibility/2006" xmlns:o="urn:schemas-microsoft-com:office:office" xmlns:r="http://schemas.openxmlformats.org/officeDocument/2006/relationships" xmlns:m="http://schemas.openxmlformats.org/officeDocument/2006/math" xmlns:v="urn:schemas-microsoft-com:vml" xmlns:wp="http://schemas.openxmlformats.org/drawingml/2006/wordprocessingDrawing" xmlns:w10="urn:schemas-microsoft-com:office:word" xmlns:w="http://schemas.openxmlformats.org/wordprocessingml/2006/main" xmlns:wne="http://schemas.microsoft.com/office/word/2006/wordml">
+  <w:abstractNum w:abstractNumId="0">
+    <w:nsid w:val="785A5795"/>
+    <w:multiLevelType w:val="hybridMultilevel"/>
+    <w:tmpl w:val="C5804E60"/>
+    <w:lvl w:ilvl="0" w:tplc="0409000F">
+      <w:start w:val="1"/>
+      <w:numFmt w:val="decimal"/>
+      <w:lvlText w:val="%1."/>
+      <w:lvlJc w:val="left"/>
+      <w:pPr>
+        <w:ind w:left="720" w:hanging="360"/>
+      </w:pPr>
+      <w:rPr>
+        <w:rFonts w:hint="default"/>
+      </w:rPr>
+    </w:lvl>
+    <w:lvl w:ilvl="1" w:tplc="04090019" w:tentative="1">
+      <w:start w:val="1"/>
+      <w:numFmt w:val="lowerLetter"/>
+      <w:lvlText w:val="%2."/>
+      <w:lvlJc w:val="left"/>
+      <w:pPr>
+        <w:ind w:left="1440" w:hanging="360"/>
+      </w:pPr>
+    </w:lvl>
+    <w:lvl w:ilvl="2" w:tplc="0409001B" w:tentative="1">
+      <w:start w:val="1"/>
+      <w:numFmt w:val="lowerRoman"/>
+      <w:lvlText w:val="%3."/>
+      <w:lvlJc w:val="right"/>
+      <w:pPr>
+        <w:ind w:left="2160" w:hanging="180"/>
+      </w:pPr>
+    </w:lvl>
+    <w:lvl w:ilvl="3" w:tplc="0409000F" w:tentative="1">
+      <w:start w:val="1"/>
+      <w:numFmt w:val="decimal"/>
+      <w:lvlText w:val="%4."/>
+      <w:lvlJc w:val="left"/>
+      <w:pPr>
+        <w:ind w:left="2880" w:hanging="360"/>
+      </w:pPr>
+    </w:lvl>
+    <w:lvl w:ilvl="4" w:tplc="04090019" w:tentative="1">
+      <w:start w:val="1"/>
+      <w:numFmt w:val="lowerLetter"/>
+      <w:lvlText w:val="%5."/>
+      <w:lvlJc w:val="left"/>
+      <w:pPr>
+        <w:ind w:left="3600" w:hanging="360"/>
+      </w:pPr>
+    </w:lvl>
+    <w:lvl w:ilvl="5" w:tplc="0409001B" w:tentative="1">
+      <w:start w:val="1"/>
+      <w:numFmt w:val="lowerRoman"/>
+      <w:lvlText w:val="%6."/>
+      <w:lvlJc w:val="right"/>
+      <w:pPr>
+        <w:ind w:left="4320" w:hanging="180"/>
+      </w:pPr>
+    </w:lvl>
+    <w:lvl w:ilvl="6" w:tplc="0409000F" w:tentative="1">
+      <w:start w:val="1"/>
+      <w:numFmt w:val="decimal"/>
+      <w:lvlText w:val="%7."/>
+      <w:lvlJc w:val="left"/>
+      <w:pPr>
+        <w:ind w:left="5040" w:hanging="360"/>
+      </w:pPr>
+    </w:lvl>
+    <w:lvl w:ilvl="7" w:tplc="04090019" w:tentative="1">
+      <w:start w:val="1"/>
+      <w:numFmt w:val="lowerLetter"/>
+      <w:lvlText w:val="%8."/>
+      <w:lvlJc w:val="left"/>
+      <w:pPr>
+        <w:ind w:left="5760" w:hanging="360"/>
+      </w:pPr>
+    </w:lvl>
+    <w:lvl w:ilvl="8" w:tplc="0409001B" w:tentative="1">
+      <w:start w:val="1"/>
+      <w:numFmt w:val="lowerRoman"/>
+      <w:lvlText w:val="%9."/>
+      <w:lvlJc w:val="right"/>
+      <w:pPr>
+        <w:ind w:left="6480" w:hanging="180"/>
+      </w:pPr>
+    </w:lvl>
+  </w:abstractNum>
+  <w:num w:numId="1">
+    <w:abstractNumId w:val="0"/>
+  </w:num>
+</w:numbering>
 </file>
 
 <file path=word/styles.xml><?xml version="1.0" encoding="utf-8"?>
@@ -1916,6 +5117,7 @@
   <w:style w:type="paragraph" w:default="1" w:styleId="Normal">
     <w:name w:val="Normal"/>
     <w:qFormat/>
+    <w:rsid w:val="00D82166"/>
     <w:rPr>
       <w:rFonts w:cs="Latha"/>
     </w:rPr>
